--- a/368001_SeniorProductDesigner.docx
+++ b/368001_SeniorProductDesigner.docx
@@ -445,28 +445,21 @@
           <w:p>
             <w:pPr>
               <w:rPr>
-                <w:cs/>
+                <w:iCs/>
+                <w:sz w:val="28"/>
+                <w:szCs w:val="28"/>
                 <w:lang w:val="en-US" w:bidi="th-TH"/>
               </w:rPr>
             </w:pPr>
             <w:r>
               <w:rPr>
                 <w:rFonts w:ascii="Browallia New" w:eastAsia="Browallia New" w:hAnsi="Browallia New" w:cs="Browallia New"/>
-                <w:i/>
-                <w:color w:val="808080"/>
+                <w:iCs/>
+                <w:sz w:val="28"/>
+                <w:szCs w:val="28"/>
                 <w:lang w:val="en-US" w:bidi="th-TH"/>
               </w:rPr>
-              <w:t>HR</w:t>
-            </w:r>
-            <w:r>
-              <w:rPr>
-                <w:rFonts w:ascii="Browallia New" w:eastAsia="Browallia New" w:hAnsi="Browallia New" w:cs="Browallia New" w:hint="cs"/>
-                <w:i/>
-                <w:color w:val="808080"/>
-                <w:cs/>
-                <w:lang w:val="en-US" w:bidi="th-TH"/>
-              </w:rPr>
-              <w:t xml:space="preserve"> จะเติมข้อมูลส่วนนี้ให้</w:t>
+              <w:t>Senior Officer</w:t>
             </w:r>
           </w:p>
         </w:tc>
@@ -494,24 +487,22 @@
             <w:tcW w:w="5331" w:type="dxa"/>
           </w:tcPr>
           <w:p>
-            <w:r>
-              <w:rPr>
-                <w:rFonts w:ascii="Browallia New" w:eastAsia="Browallia New" w:hAnsi="Browallia New" w:cs="Browallia New"/>
-                <w:i/>
-                <w:color w:val="808080"/>
+            <w:pPr>
+              <w:rPr>
+                <w:iCs/>
+                <w:sz w:val="28"/>
+                <w:szCs w:val="28"/>
+              </w:rPr>
+            </w:pPr>
+            <w:r>
+              <w:rPr>
+                <w:rFonts w:ascii="Browallia New" w:eastAsia="Browallia New" w:hAnsi="Browallia New" w:cs="Browallia New"/>
+                <w:iCs/>
+                <w:sz w:val="28"/>
+                <w:szCs w:val="28"/>
                 <w:lang w:val="en-US" w:bidi="th-TH"/>
               </w:rPr>
-              <w:t>HR</w:t>
-            </w:r>
-            <w:r>
-              <w:rPr>
-                <w:rFonts w:ascii="Browallia New" w:eastAsia="Browallia New" w:hAnsi="Browallia New" w:cs="Browallia New" w:hint="cs"/>
-                <w:i/>
-                <w:color w:val="808080"/>
-                <w:cs/>
-                <w:lang w:val="en-US" w:bidi="th-TH"/>
-              </w:rPr>
-              <w:t xml:space="preserve"> จะเติมข้อมูลส่วนนี้ให้</w:t>
+              <w:t>Marketing</w:t>
             </w:r>
           </w:p>
         </w:tc>
@@ -539,24 +530,24 @@
             <w:tcW w:w="5331" w:type="dxa"/>
           </w:tcPr>
           <w:p>
-            <w:r>
-              <w:rPr>
-                <w:rFonts w:ascii="Browallia New" w:eastAsia="Browallia New" w:hAnsi="Browallia New" w:cs="Browallia New"/>
-                <w:i/>
-                <w:color w:val="808080"/>
+            <w:pPr>
+              <w:rPr>
+                <w:rFonts w:hint="cs"/>
+                <w:iCs/>
+                <w:sz w:val="28"/>
+                <w:szCs w:val="28"/>
+                <w:cs/>
+              </w:rPr>
+            </w:pPr>
+            <w:r>
+              <w:rPr>
+                <w:rFonts w:ascii="Browallia New" w:eastAsia="Browallia New" w:hAnsi="Browallia New" w:cs="Browallia New"/>
+                <w:iCs/>
+                <w:sz w:val="28"/>
+                <w:szCs w:val="28"/>
                 <w:lang w:val="en-US" w:bidi="th-TH"/>
               </w:rPr>
-              <w:t>HR</w:t>
-            </w:r>
-            <w:r>
-              <w:rPr>
-                <w:rFonts w:ascii="Browallia New" w:eastAsia="Browallia New" w:hAnsi="Browallia New" w:cs="Browallia New" w:hint="cs"/>
-                <w:i/>
-                <w:color w:val="808080"/>
-                <w:cs/>
-                <w:lang w:val="en-US" w:bidi="th-TH"/>
-              </w:rPr>
-              <w:t xml:space="preserve"> จะเติมข้อมูลส่วนนี้ให้</w:t>
+              <w:t>-</w:t>
             </w:r>
           </w:p>
         </w:tc>
@@ -584,24 +575,22 @@
             <w:tcW w:w="5331" w:type="dxa"/>
           </w:tcPr>
           <w:p>
-            <w:r>
-              <w:rPr>
-                <w:rFonts w:ascii="Browallia New" w:eastAsia="Browallia New" w:hAnsi="Browallia New" w:cs="Browallia New"/>
-                <w:i/>
-                <w:color w:val="808080"/>
-                <w:lang w:val="en-US" w:bidi="th-TH"/>
-              </w:rPr>
-              <w:t>HR</w:t>
-            </w:r>
-            <w:r>
-              <w:rPr>
-                <w:rFonts w:ascii="Browallia New" w:eastAsia="Browallia New" w:hAnsi="Browallia New" w:cs="Browallia New" w:hint="cs"/>
-                <w:i/>
-                <w:color w:val="808080"/>
-                <w:cs/>
-                <w:lang w:val="en-US" w:bidi="th-TH"/>
-              </w:rPr>
-              <w:t xml:space="preserve"> จะเติมข้อมูลส่วนนี้ให้</w:t>
+            <w:pPr>
+              <w:rPr>
+                <w:iCs/>
+                <w:sz w:val="28"/>
+                <w:szCs w:val="28"/>
+              </w:rPr>
+            </w:pPr>
+            <w:r>
+              <w:rPr>
+                <w:rFonts w:ascii="Browallia New" w:eastAsia="Browallia New" w:hAnsi="Browallia New" w:cs="Browallia New"/>
+                <w:iCs/>
+                <w:sz w:val="28"/>
+                <w:szCs w:val="28"/>
+                <w:lang w:bidi="th-TH"/>
+              </w:rPr>
+              <w:t>Product &amp; Packaging</w:t>
             </w:r>
           </w:p>
         </w:tc>
@@ -629,24 +618,23 @@
             <w:tcW w:w="5331" w:type="dxa"/>
           </w:tcPr>
           <w:p>
-            <w:r>
-              <w:rPr>
-                <w:rFonts w:ascii="Browallia New" w:eastAsia="Browallia New" w:hAnsi="Browallia New" w:cs="Browallia New"/>
-                <w:i/>
-                <w:color w:val="808080"/>
-                <w:lang w:val="en-US" w:bidi="th-TH"/>
-              </w:rPr>
-              <w:t>HR</w:t>
-            </w:r>
-            <w:r>
-              <w:rPr>
-                <w:rFonts w:ascii="Browallia New" w:eastAsia="Browallia New" w:hAnsi="Browallia New" w:cs="Browallia New" w:hint="cs"/>
-                <w:i/>
-                <w:color w:val="808080"/>
-                <w:cs/>
-                <w:lang w:val="en-US" w:bidi="th-TH"/>
-              </w:rPr>
-              <w:t xml:space="preserve"> จะเติมข้อมูลส่วนนี้ให้</w:t>
+            <w:pPr>
+              <w:rPr>
+                <w:iCs/>
+                <w:sz w:val="28"/>
+                <w:szCs w:val="28"/>
+              </w:rPr>
+            </w:pPr>
+            <w:r>
+              <w:rPr>
+                <w:rFonts w:ascii="Browallia New" w:eastAsia="Browallia New" w:hAnsi="Browallia New" w:cs="Browallia New"/>
+                <w:iCs/>
+                <w:sz w:val="28"/>
+                <w:szCs w:val="28"/>
+                <w:cs/>
+                <w:lang w:val="en-US"/>
+              </w:rPr>
+              <w:t>ศรัณย์ กิจเจริญวิศาล</w:t>
             </w:r>
           </w:p>
         </w:tc>
@@ -674,24 +662,23 @@
             <w:tcW w:w="5331" w:type="dxa"/>
           </w:tcPr>
           <w:p>
-            <w:r>
-              <w:rPr>
-                <w:rFonts w:ascii="Browallia New" w:eastAsia="Browallia New" w:hAnsi="Browallia New" w:cs="Browallia New"/>
-                <w:i/>
-                <w:color w:val="808080"/>
-                <w:lang w:val="en-US" w:bidi="th-TH"/>
-              </w:rPr>
-              <w:t>HR</w:t>
-            </w:r>
-            <w:r>
-              <w:rPr>
-                <w:rFonts w:ascii="Browallia New" w:eastAsia="Browallia New" w:hAnsi="Browallia New" w:cs="Browallia New" w:hint="cs"/>
-                <w:i/>
-                <w:color w:val="808080"/>
-                <w:cs/>
-                <w:lang w:val="en-US" w:bidi="th-TH"/>
-              </w:rPr>
-              <w:t xml:space="preserve"> จะเติมข้อมูลส่วนนี้ให้</w:t>
+            <w:pPr>
+              <w:rPr>
+                <w:iCs/>
+                <w:sz w:val="28"/>
+                <w:szCs w:val="28"/>
+              </w:rPr>
+            </w:pPr>
+            <w:r>
+              <w:rPr>
+                <w:rFonts w:ascii="Browallia New" w:eastAsia="Browallia New" w:hAnsi="Browallia New" w:cs="Browallia New"/>
+                <w:iCs/>
+                <w:sz w:val="28"/>
+                <w:szCs w:val="28"/>
+                <w:cs/>
+                <w:lang w:val="en-US"/>
+              </w:rPr>
+              <w:t>ณัฐฉวินี นิคมชัยประเสริฐ</w:t>
             </w:r>
           </w:p>
         </w:tc>
@@ -841,7 +828,7 @@
           <w:p>
             <w:pPr>
               <w:rPr>
-                <w:rFonts w:ascii="Browallia New" w:hAnsi="Browallia New" w:cs="Browallia New" w:hint="cs"/>
+                <w:rFonts w:ascii="Browallia New" w:hAnsi="Browallia New" w:cs="Browallia New"/>
                 <w:sz w:val="28"/>
                 <w:szCs w:val="28"/>
                 <w:cs/>
@@ -1090,6 +1077,17 @@
                 <w:lang w:val="en-US"/>
               </w:rPr>
             </w:pPr>
+            <w:r>
+              <w:rPr>
+                <w:rFonts w:ascii="Browallia New" w:eastAsia="Browallia New" w:hAnsi="Browallia New" w:cs="Browallia New"/>
+                <w:iCs/>
+                <w:sz w:val="28"/>
+                <w:szCs w:val="28"/>
+                <w:cs/>
+                <w:lang w:val="en-US"/>
+              </w:rPr>
+              <w:t>ณัฐฉวินี นิคมชัยประเสริฐ</w:t>
+            </w:r>
           </w:p>
         </w:tc>
       </w:tr>
@@ -1386,9 +1384,19 @@
             <w:pPr>
               <w:jc w:val="center"/>
               <w:rPr>
-                <w:lang w:val="en-US"/>
-              </w:rPr>
-            </w:pPr>
+                <w:rFonts w:cs="Angsana New"/>
+                <w:szCs w:val="30"/>
+                <w:lang w:val="en-US" w:bidi="th-TH"/>
+              </w:rPr>
+            </w:pPr>
+            <w:r>
+              <w:rPr>
+                <w:rFonts w:cs="Angsana New"/>
+                <w:szCs w:val="30"/>
+                <w:lang w:val="en-US" w:bidi="th-TH"/>
+              </w:rPr>
+              <w:t>-</w:t>
+            </w:r>
           </w:p>
         </w:tc>
         <w:tc>
@@ -1406,17 +1414,7 @@
                 <w:color w:val="808080"/>
                 <w:lang w:val="en-US" w:bidi="th-TH"/>
               </w:rPr>
-              <w:t>HR</w:t>
-            </w:r>
-            <w:r>
-              <w:rPr>
-                <w:rFonts w:ascii="Browallia New" w:eastAsia="Browallia New" w:hAnsi="Browallia New" w:cs="Browallia New" w:hint="cs"/>
-                <w:i/>
-                <w:color w:val="808080"/>
-                <w:cs/>
-                <w:lang w:val="en-US" w:bidi="th-TH"/>
-              </w:rPr>
-              <w:t xml:space="preserve"> จะเติมข้อมูลส่วนนี้ให้</w:t>
+              <w:t>-</w:t>
             </w:r>
           </w:p>
         </w:tc>
@@ -1435,17 +1433,7 @@
                 <w:color w:val="808080"/>
                 <w:lang w:val="en-US" w:bidi="th-TH"/>
               </w:rPr>
-              <w:t>HR</w:t>
-            </w:r>
-            <w:r>
-              <w:rPr>
-                <w:rFonts w:ascii="Browallia New" w:eastAsia="Browallia New" w:hAnsi="Browallia New" w:cs="Browallia New" w:hint="cs"/>
-                <w:i/>
-                <w:color w:val="808080"/>
-                <w:cs/>
-                <w:lang w:val="en-US" w:bidi="th-TH"/>
-              </w:rPr>
-              <w:t xml:space="preserve"> จะเติมข้อมูลส่วนนี้ให้</w:t>
+              <w:t>-</w:t>
             </w:r>
           </w:p>
         </w:tc>
@@ -1466,19 +1454,7 @@
                 <w:szCs w:val="22"/>
                 <w:lang w:val="en-US" w:bidi="th-TH"/>
               </w:rPr>
-              <w:t>HR</w:t>
-            </w:r>
-            <w:r>
-              <w:rPr>
-                <w:rFonts w:ascii="Browallia New" w:eastAsia="Browallia New" w:hAnsi="Browallia New" w:cs="Browallia New" w:hint="cs"/>
-                <w:i/>
-                <w:color w:val="808080"/>
-                <w:sz w:val="22"/>
-                <w:szCs w:val="22"/>
-                <w:cs/>
-                <w:lang w:val="en-US" w:bidi="th-TH"/>
-              </w:rPr>
-              <w:t xml:space="preserve"> จะเติมข้อมูลส่วนนี้ให้</w:t>
+              <w:t>-</w:t>
             </w:r>
           </w:p>
         </w:tc>
@@ -7377,6 +7353,7 @@
                   <w14:uncheckedState w14:val="2610" w14:font="MS Gothic"/>
                 </w14:checkbox>
               </w:sdtPr>
+              <w:sdtEndPr/>
               <w:sdtContent>
                 <w:r>
                   <w:rPr>
@@ -7407,6 +7384,7 @@
                   <w14:uncheckedState w14:val="2610" w14:font="MS Gothic"/>
                 </w14:checkbox>
               </w:sdtPr>
+              <w:sdtEndPr/>
               <w:sdtContent>
                 <w:r>
                   <w:rPr>
@@ -7436,6 +7414,7 @@
                   <w14:uncheckedState w14:val="2610" w14:font="MS Gothic"/>
                 </w14:checkbox>
               </w:sdtPr>
+              <w:sdtEndPr/>
               <w:sdtContent>
                 <w:r>
                   <w:rPr>
@@ -7465,6 +7444,7 @@
                   <w14:uncheckedState w14:val="2610" w14:font="MS Gothic"/>
                 </w14:checkbox>
               </w:sdtPr>
+              <w:sdtEndPr/>
               <w:sdtContent>
                 <w:r>
                   <w:rPr>
@@ -7494,6 +7474,7 @@
                   <w14:uncheckedState w14:val="2610" w14:font="MS Gothic"/>
                 </w14:checkbox>
               </w:sdtPr>
+              <w:sdtEndPr/>
               <w:sdtContent>
                 <w:r>
                   <w:rPr>
@@ -7566,6 +7547,7 @@
                   <w14:uncheckedState w14:val="2610" w14:font="MS Gothic"/>
                 </w14:checkbox>
               </w:sdtPr>
+              <w:sdtEndPr/>
               <w:sdtContent>
                 <w:r>
                   <w:rPr>
@@ -7596,6 +7578,7 @@
                   <w14:uncheckedState w14:val="2610" w14:font="MS Gothic"/>
                 </w14:checkbox>
               </w:sdtPr>
+              <w:sdtEndPr/>
               <w:sdtContent>
                 <w:r>
                   <w:rPr>
@@ -7626,6 +7609,7 @@
                   <w14:uncheckedState w14:val="2610" w14:font="MS Gothic"/>
                 </w14:checkbox>
               </w:sdtPr>
+              <w:sdtEndPr/>
               <w:sdtContent>
                 <w:r>
                   <w:rPr>
@@ -7655,6 +7639,7 @@
                   <w14:uncheckedState w14:val="2610" w14:font="MS Gothic"/>
                 </w14:checkbox>
               </w:sdtPr>
+              <w:sdtEndPr/>
               <w:sdtContent>
                 <w:r>
                   <w:rPr>
@@ -7684,6 +7669,7 @@
                   <w14:uncheckedState w14:val="2610" w14:font="MS Gothic"/>
                 </w14:checkbox>
               </w:sdtPr>
+              <w:sdtEndPr/>
               <w:sdtContent>
                 <w:r>
                   <w:rPr>
@@ -7755,6 +7741,7 @@
                   <w14:uncheckedState w14:val="2610" w14:font="MS Gothic"/>
                 </w14:checkbox>
               </w:sdtPr>
+              <w:sdtEndPr/>
               <w:sdtContent>
                 <w:r>
                   <w:rPr>
@@ -7785,6 +7772,7 @@
                   <w14:uncheckedState w14:val="2610" w14:font="MS Gothic"/>
                 </w14:checkbox>
               </w:sdtPr>
+              <w:sdtEndPr/>
               <w:sdtContent>
                 <w:r>
                   <w:rPr>
@@ -7815,6 +7803,7 @@
                   <w14:uncheckedState w14:val="2610" w14:font="MS Gothic"/>
                 </w14:checkbox>
               </w:sdtPr>
+              <w:sdtEndPr/>
               <w:sdtContent>
                 <w:r>
                   <w:rPr>
@@ -7844,6 +7833,7 @@
                   <w14:uncheckedState w14:val="2610" w14:font="MS Gothic"/>
                 </w14:checkbox>
               </w:sdtPr>
+              <w:sdtEndPr/>
               <w:sdtContent>
                 <w:r>
                   <w:rPr>
@@ -7873,6 +7863,7 @@
                   <w14:uncheckedState w14:val="2610" w14:font="MS Gothic"/>
                 </w14:checkbox>
               </w:sdtPr>
+              <w:sdtEndPr/>
               <w:sdtContent>
                 <w:r>
                   <w:rPr>
@@ -7927,6 +7918,7 @@
                   <w14:uncheckedState w14:val="2610" w14:font="MS Gothic"/>
                 </w14:checkbox>
               </w:sdtPr>
+              <w:sdtEndPr/>
               <w:sdtContent>
                 <w:r>
                   <w:rPr>
@@ -7957,6 +7949,7 @@
                   <w14:uncheckedState w14:val="2610" w14:font="MS Gothic"/>
                 </w14:checkbox>
               </w:sdtPr>
+              <w:sdtEndPr/>
               <w:sdtContent>
                 <w:r>
                   <w:rPr>
@@ -7987,6 +7980,7 @@
                   <w14:uncheckedState w14:val="2610" w14:font="MS Gothic"/>
                 </w14:checkbox>
               </w:sdtPr>
+              <w:sdtEndPr/>
               <w:sdtContent>
                 <w:r>
                   <w:rPr>
@@ -8016,6 +8010,7 @@
                   <w14:uncheckedState w14:val="2610" w14:font="MS Gothic"/>
                 </w14:checkbox>
               </w:sdtPr>
+              <w:sdtEndPr/>
               <w:sdtContent>
                 <w:r>
                   <w:rPr>
@@ -8045,6 +8040,7 @@
                   <w14:uncheckedState w14:val="2610" w14:font="MS Gothic"/>
                 </w14:checkbox>
               </w:sdtPr>
+              <w:sdtEndPr/>
               <w:sdtContent>
                 <w:r>
                   <w:rPr>
@@ -8115,6 +8111,7 @@
                   <w14:uncheckedState w14:val="2610" w14:font="MS Gothic"/>
                 </w14:checkbox>
               </w:sdtPr>
+              <w:sdtEndPr/>
               <w:sdtContent>
                 <w:r>
                   <w:rPr>
@@ -8145,6 +8142,7 @@
                   <w14:uncheckedState w14:val="2610" w14:font="MS Gothic"/>
                 </w14:checkbox>
               </w:sdtPr>
+              <w:sdtEndPr/>
               <w:sdtContent>
                 <w:r>
                   <w:rPr>
@@ -8175,6 +8173,7 @@
                   <w14:uncheckedState w14:val="2610" w14:font="MS Gothic"/>
                 </w14:checkbox>
               </w:sdtPr>
+              <w:sdtEndPr/>
               <w:sdtContent>
                 <w:r>
                   <w:rPr>
@@ -8204,6 +8203,7 @@
                   <w14:uncheckedState w14:val="2610" w14:font="MS Gothic"/>
                 </w14:checkbox>
               </w:sdtPr>
+              <w:sdtEndPr/>
               <w:sdtContent>
                 <w:r>
                   <w:rPr>
@@ -8233,6 +8233,7 @@
                   <w14:uncheckedState w14:val="2610" w14:font="MS Gothic"/>
                 </w14:checkbox>
               </w:sdtPr>
+              <w:sdtEndPr/>
               <w:sdtContent>
                 <w:r>
                   <w:rPr>
@@ -8305,6 +8306,7 @@
                   <w14:uncheckedState w14:val="2610" w14:font="MS Gothic"/>
                 </w14:checkbox>
               </w:sdtPr>
+              <w:sdtEndPr/>
               <w:sdtContent>
                 <w:r>
                   <w:rPr>
@@ -8335,6 +8337,7 @@
                   <w14:uncheckedState w14:val="2610" w14:font="MS Gothic"/>
                 </w14:checkbox>
               </w:sdtPr>
+              <w:sdtEndPr/>
               <w:sdtContent>
                 <w:r>
                   <w:rPr>
@@ -8365,6 +8368,7 @@
                   <w14:uncheckedState w14:val="2610" w14:font="MS Gothic"/>
                 </w14:checkbox>
               </w:sdtPr>
+              <w:sdtEndPr/>
               <w:sdtContent>
                 <w:r>
                   <w:rPr>
@@ -8394,6 +8398,7 @@
                   <w14:uncheckedState w14:val="2610" w14:font="MS Gothic"/>
                 </w14:checkbox>
               </w:sdtPr>
+              <w:sdtEndPr/>
               <w:sdtContent>
                 <w:r>
                   <w:rPr>
@@ -8423,6 +8428,7 @@
                   <w14:uncheckedState w14:val="2610" w14:font="MS Gothic"/>
                 </w14:checkbox>
               </w:sdtPr>
+              <w:sdtEndPr/>
               <w:sdtContent>
                 <w:r>
                   <w:rPr>
@@ -8492,6 +8498,7 @@
                   <w14:uncheckedState w14:val="2610" w14:font="MS Gothic"/>
                 </w14:checkbox>
               </w:sdtPr>
+              <w:sdtEndPr/>
               <w:sdtContent>
                 <w:r>
                   <w:rPr>
@@ -8522,6 +8529,7 @@
                   <w14:uncheckedState w14:val="2610" w14:font="MS Gothic"/>
                 </w14:checkbox>
               </w:sdtPr>
+              <w:sdtEndPr/>
               <w:sdtContent>
                 <w:r>
                   <w:rPr>
@@ -8552,6 +8560,7 @@
                   <w14:uncheckedState w14:val="2610" w14:font="MS Gothic"/>
                 </w14:checkbox>
               </w:sdtPr>
+              <w:sdtEndPr/>
               <w:sdtContent>
                 <w:r>
                   <w:rPr>
@@ -8581,6 +8590,7 @@
                   <w14:uncheckedState w14:val="2610" w14:font="MS Gothic"/>
                 </w14:checkbox>
               </w:sdtPr>
+              <w:sdtEndPr/>
               <w:sdtContent>
                 <w:r>
                   <w:rPr>
@@ -8610,6 +8620,7 @@
                   <w14:uncheckedState w14:val="2610" w14:font="MS Gothic"/>
                 </w14:checkbox>
               </w:sdtPr>
+              <w:sdtEndPr/>
               <w:sdtContent>
                 <w:r>
                   <w:rPr>
@@ -8898,6 +8909,7 @@
                   <w14:uncheckedState w14:val="2610" w14:font="MS Gothic"/>
                 </w14:checkbox>
               </w:sdtPr>
+              <w:sdtEndPr/>
               <w:sdtContent>
                 <w:r>
                   <w:rPr>
@@ -8928,6 +8940,7 @@
                   <w14:uncheckedState w14:val="2610" w14:font="MS Gothic"/>
                 </w14:checkbox>
               </w:sdtPr>
+              <w:sdtEndPr/>
               <w:sdtContent>
                 <w:r>
                   <w:rPr>
@@ -8958,6 +8971,7 @@
                   <w14:uncheckedState w14:val="2610" w14:font="MS Gothic"/>
                 </w14:checkbox>
               </w:sdtPr>
+              <w:sdtEndPr/>
               <w:sdtContent>
                 <w:r>
                   <w:rPr>
@@ -8988,6 +9002,7 @@
                   <w14:uncheckedState w14:val="2610" w14:font="MS Gothic"/>
                 </w14:checkbox>
               </w:sdtPr>
+              <w:sdtEndPr/>
               <w:sdtContent>
                 <w:r>
                   <w:rPr>
@@ -9017,6 +9032,7 @@
                   <w14:uncheckedState w14:val="2610" w14:font="MS Gothic"/>
                 </w14:checkbox>
               </w:sdtPr>
+              <w:sdtEndPr/>
               <w:sdtContent>
                 <w:r>
                   <w:rPr>
@@ -9076,6 +9092,7 @@
                   <w14:uncheckedState w14:val="2610" w14:font="MS Gothic"/>
                 </w14:checkbox>
               </w:sdtPr>
+              <w:sdtEndPr/>
               <w:sdtContent>
                 <w:r>
                   <w:rPr>
@@ -9106,6 +9123,7 @@
                   <w14:uncheckedState w14:val="2610" w14:font="MS Gothic"/>
                 </w14:checkbox>
               </w:sdtPr>
+              <w:sdtEndPr/>
               <w:sdtContent>
                 <w:r>
                   <w:rPr>
@@ -9136,6 +9154,7 @@
                   <w14:uncheckedState w14:val="2610" w14:font="MS Gothic"/>
                 </w14:checkbox>
               </w:sdtPr>
+              <w:sdtEndPr/>
               <w:sdtContent>
                 <w:r>
                   <w:rPr>
@@ -9165,6 +9184,7 @@
                   <w14:uncheckedState w14:val="2610" w14:font="MS Gothic"/>
                 </w14:checkbox>
               </w:sdtPr>
+              <w:sdtEndPr/>
               <w:sdtContent>
                 <w:r>
                   <w:rPr>
@@ -9194,6 +9214,7 @@
                   <w14:uncheckedState w14:val="2610" w14:font="MS Gothic"/>
                 </w14:checkbox>
               </w:sdtPr>
+              <w:sdtEndPr/>
               <w:sdtContent>
                 <w:r>
                   <w:rPr>
@@ -9253,6 +9274,7 @@
                   <w14:uncheckedState w14:val="2610" w14:font="MS Gothic"/>
                 </w14:checkbox>
               </w:sdtPr>
+              <w:sdtEndPr/>
               <w:sdtContent>
                 <w:r>
                   <w:rPr>
@@ -9283,6 +9305,7 @@
                   <w14:uncheckedState w14:val="2610" w14:font="MS Gothic"/>
                 </w14:checkbox>
               </w:sdtPr>
+              <w:sdtEndPr/>
               <w:sdtContent>
                 <w:r>
                   <w:rPr>
@@ -9313,6 +9336,7 @@
                   <w14:uncheckedState w14:val="2610" w14:font="MS Gothic"/>
                 </w14:checkbox>
               </w:sdtPr>
+              <w:sdtEndPr/>
               <w:sdtContent>
                 <w:r>
                   <w:rPr>
@@ -9342,6 +9366,7 @@
                   <w14:uncheckedState w14:val="2610" w14:font="MS Gothic"/>
                 </w14:checkbox>
               </w:sdtPr>
+              <w:sdtEndPr/>
               <w:sdtContent>
                 <w:r>
                   <w:rPr>
@@ -9371,6 +9396,7 @@
                   <w14:uncheckedState w14:val="2610" w14:font="MS Gothic"/>
                 </w14:checkbox>
               </w:sdtPr>
+              <w:sdtEndPr/>
               <w:sdtContent>
                 <w:r>
                   <w:rPr>
@@ -9419,6 +9445,7 @@
                   <w14:uncheckedState w14:val="2610" w14:font="MS Gothic"/>
                 </w14:checkbox>
               </w:sdtPr>
+              <w:sdtEndPr/>
               <w:sdtContent>
                 <w:r>
                   <w:rPr>
@@ -9449,6 +9476,7 @@
                   <w14:uncheckedState w14:val="2610" w14:font="MS Gothic"/>
                 </w14:checkbox>
               </w:sdtPr>
+              <w:sdtEndPr/>
               <w:sdtContent>
                 <w:r>
                   <w:rPr>
@@ -9479,6 +9507,7 @@
                   <w14:uncheckedState w14:val="2610" w14:font="MS Gothic"/>
                 </w14:checkbox>
               </w:sdtPr>
+              <w:sdtEndPr/>
               <w:sdtContent>
                 <w:r>
                   <w:rPr>
@@ -9509,6 +9538,7 @@
                   <w14:uncheckedState w14:val="2610" w14:font="MS Gothic"/>
                 </w14:checkbox>
               </w:sdtPr>
+              <w:sdtEndPr/>
               <w:sdtContent>
                 <w:r>
                   <w:rPr>
@@ -9538,6 +9568,7 @@
                   <w14:uncheckedState w14:val="2610" w14:font="MS Gothic"/>
                 </w14:checkbox>
               </w:sdtPr>
+              <w:sdtEndPr/>
               <w:sdtContent>
                 <w:r>
                   <w:rPr>
@@ -10841,6 +10872,7 @@
                   <w14:uncheckedState w14:val="2610" w14:font="MS Gothic"/>
                 </w14:checkbox>
               </w:sdtPr>
+              <w:sdtEndPr/>
               <w:sdtContent>
                 <w:r>
                   <w:rPr>
@@ -10908,6 +10940,7 @@
                   <w14:uncheckedState w14:val="2610" w14:font="MS Gothic"/>
                 </w14:checkbox>
               </w:sdtPr>
+              <w:sdtEndPr/>
               <w:sdtContent>
                 <w:r>
                   <w:rPr>
@@ -11162,6 +11195,7 @@
                   <w14:uncheckedState w14:val="2610" w14:font="MS Gothic"/>
                 </w14:checkbox>
               </w:sdtPr>
+              <w:sdtEndPr/>
               <w:sdtContent>
                 <w:r>
                   <w:rPr>
@@ -11201,6 +11235,7 @@
                   <w14:uncheckedState w14:val="2610" w14:font="MS Gothic"/>
                 </w14:checkbox>
               </w:sdtPr>
+              <w:sdtEndPr/>
               <w:sdtContent>
                 <w:r>
                   <w:rPr>
@@ -11277,6 +11312,7 @@
                   <w14:uncheckedState w14:val="2610" w14:font="MS Gothic"/>
                 </w14:checkbox>
               </w:sdtPr>
+              <w:sdtEndPr/>
               <w:sdtContent>
                 <w:r>
                   <w:rPr>
@@ -11370,6 +11406,7 @@
                   <w14:uncheckedState w14:val="2610" w14:font="MS Gothic"/>
                 </w14:checkbox>
               </w:sdtPr>
+              <w:sdtEndPr/>
               <w:sdtContent>
                 <w:r>
                   <w:rPr>
@@ -11409,6 +11446,7 @@
                   <w14:uncheckedState w14:val="2610" w14:font="MS Gothic"/>
                 </w14:checkbox>
               </w:sdtPr>
+              <w:sdtEndPr/>
               <w:sdtContent>
                 <w:r>
                   <w:rPr>
@@ -11486,6 +11524,7 @@
                   <w14:uncheckedState w14:val="2610" w14:font="MS Gothic"/>
                 </w14:checkbox>
               </w:sdtPr>
+              <w:sdtEndPr/>
               <w:sdtContent>
                 <w:r>
                   <w:rPr>
@@ -19609,7 +19648,6 @@
   <w:style w:type="character" w:default="1" w:styleId="DefaultParagraphFont">
     <w:name w:val="Default Paragraph Font"/>
     <w:uiPriority w:val="1"/>
-    <w:semiHidden/>
     <w:unhideWhenUsed/>
   </w:style>
   <w:style w:type="table" w:default="1" w:styleId="TableNormal">
